--- a/contract_files/models/Contrato Compra e Venda de Imovel.docx
+++ b/contract_files/models/Contrato Compra e Venda de Imovel.docx
@@ -268,6 +268,7 @@
         <w:rPr>
           <w:sz w:val="22"/>
           <w:szCs w:val="22"/>
+          <w:highlight w:val="none"/>
           <w:lang w:val="pt-BR"/>
         </w:rPr>
       </w:pPr>
@@ -285,7 +286,7 @@
           <w:szCs w:val="22"/>
           <w:lang w:val="pt-BR"/>
         </w:rPr>
-        <w:t xml:space="preserve">________________, situado em ______________________________________________________________________________ Município: ____________________________, Estado: _____________________________, F</w:t>
+        <w:t xml:space="preserve">________________, situado em </w:t>
       </w:r>
       <w:r>
         <w:rPr>
@@ -293,7 +294,7 @@
           <w:szCs w:val="22"/>
           <w:lang w:val="pt-BR"/>
         </w:rPr>
-        <w:t xml:space="preserve">rente medindo ______ metros, confrontando com ____________________________________, Fundos: medindo ______ metros, confrontando com ___________________________________, Lado Direito: medindo ______ metros, confrontando com _______________________________, </w:t>
+        <w:t xml:space="preserve">______________________________________________________________________________, Complemento: _______________________, Bairro:___________________, CEP: ____________, </w:t>
       </w:r>
       <w:r>
         <w:rPr>
@@ -301,7 +302,23 @@
           <w:szCs w:val="22"/>
           <w:lang w:val="pt-BR"/>
         </w:rPr>
-        <w:t xml:space="preserve">Lado Esquerdo: medindo ______ metros, confrontando com _____________________________, </w:t>
+        <w:t xml:space="preserve">Município: ____________________________, Estado: _____________________________, f</w:t>
+      </w:r>
+      <w:r>
+        <w:rPr>
+          <w:sz w:val="22"/>
+          <w:szCs w:val="22"/>
+          <w:lang w:val="pt-BR"/>
+        </w:rPr>
+        <w:t xml:space="preserve">rente medindo ______ metros, confrontando com ____________________________________, fundos: medindo ______ metros, confrontando com ___________________________________, lado direito: medindo ______ metros, confrontando com _______________________________, </w:t>
+      </w:r>
+      <w:r>
+        <w:rPr>
+          <w:sz w:val="22"/>
+          <w:szCs w:val="22"/>
+          <w:lang w:val="pt-BR"/>
+        </w:rPr>
+        <w:t xml:space="preserve">lado esquerdo: medindo ______ metros, confrontando com _____________________________, </w:t>
       </w:r>
       <w:r>
         <w:rPr>
@@ -323,6 +340,120 @@
         <w:rPr>
           <w:sz w:val="22"/>
           <w:szCs w:val="22"/>
+          <w:highlight w:val="none"/>
+          <w:lang w:val="pt-BR"/>
+        </w:rPr>
+      </w:r>
+      <w:r>
+        <w:rPr>
+          <w:sz w:val="22"/>
+          <w:szCs w:val="22"/>
+          <w:highlight w:val="none"/>
+          <w:lang w:val="pt-BR"/>
+        </w:rPr>
+      </w:r>
+    </w:p>
+    <w:p>
+      <w:pPr>
+        <w:pBdr/>
+        <w:spacing w:line="276" w:lineRule="auto"/>
+        <w:ind w:left="-5"/>
+        <w:jc w:val="left"/>
+        <w:rPr>
+          <w:color w:val="000000" w:themeColor="text1"/>
+          <w:sz w:val="20"/>
+          <w:szCs w:val="20"/>
+          <w:highlight w:val="none"/>
+        </w:rPr>
+      </w:pPr>
+      <w:r>
+        <w:rPr>
+          <w:color w:val="000000" w:themeColor="text1"/>
+          <w:sz w:val="22"/>
+          <w:szCs w:val="22"/>
+          <w:highlight w:val="red"/>
+          <w:lang w:val="pt-BR"/>
+        </w:rPr>
+        <w:t xml:space="preserve">——- OPCIONAL PARA APAGAR ——-</w:t>
+      </w:r>
+      <w:r>
+        <w:rPr>
+          <w:color w:val="000000" w:themeColor="text1"/>
+          <w:sz w:val="20"/>
+          <w:szCs w:val="20"/>
+          <w:highlight w:val="none"/>
+        </w:rPr>
+      </w:r>
+      <w:r>
+        <w:rPr>
+          <w:color w:val="000000" w:themeColor="text1"/>
+          <w:sz w:val="20"/>
+          <w:szCs w:val="20"/>
+          <w:highlight w:val="none"/>
+        </w:rPr>
+      </w:r>
+    </w:p>
+    <w:p>
+      <w:pPr>
+        <w:pBdr/>
+        <w:spacing w:line="276" w:lineRule="auto"/>
+        <w:ind w:left="-5"/>
+        <w:jc w:val="left"/>
+        <w:rPr>
+          <w:b/>
+          <w:bCs/>
+          <w:sz w:val="22"/>
+          <w:szCs w:val="22"/>
+          <w:lang w:val="pt-BR"/>
+        </w:rPr>
+      </w:pPr>
+      <w:r>
+        <w:rPr>
+          <w:b/>
+          <w:bCs/>
+          <w:sz w:val="22"/>
+          <w:szCs w:val="22"/>
+          <w:lang w:val="pt-BR"/>
+        </w:rPr>
+        <w:t xml:space="preserve">CLÁUSULA PRIMEIRA - DO OBJETO</w:t>
+      </w:r>
+      <w:r>
+        <w:rPr>
+          <w:b/>
+          <w:bCs/>
+          <w:sz w:val="22"/>
+          <w:szCs w:val="22"/>
+          <w:lang w:val="pt-BR"/>
+        </w:rPr>
+      </w:r>
+      <w:r>
+        <w:rPr>
+          <w:b/>
+          <w:bCs/>
+          <w:sz w:val="22"/>
+          <w:szCs w:val="22"/>
+          <w:lang w:val="pt-BR"/>
+        </w:rPr>
+      </w:r>
+    </w:p>
+    <w:p>
+      <w:pPr>
+        <w:pBdr/>
+        <w:spacing w:line="276" w:lineRule="auto"/>
+        <w:ind w:left="-5"/>
+        <w:jc w:val="left"/>
+        <w:rPr>
+          <w:sz w:val="22"/>
+          <w:szCs w:val="22"/>
+          <w:lang w:val="pt-BR"/>
+        </w:rPr>
+      </w:pPr>
+      <w:r>
+        <w:rPr>
+          <w:b/>
+          <w:bCs/>
+          <w:sz w:val="22"/>
+          <w:szCs w:val="22"/>
           <w:lang w:val="pt-BR"/>
         </w:rPr>
       </w:r>
@@ -332,20 +463,266 @@
           <w:szCs w:val="22"/>
           <w:lang w:val="pt-BR"/>
         </w:rPr>
+        <w:t xml:space="preserve">O(A) VENDEDOR(A)/CEDENTE declara exercer legitimamente a posse e deter direitos possessórios sobre  ______ (_________), tipo: ______________</w:t>
       </w:r>
-    </w:p>
-    <w:p>
-      <w:pPr>
-        <w:pBdr/>
-        <w:spacing w:line="276" w:lineRule="auto"/>
-        <w:ind w:left="-5"/>
-        <w:jc w:val="left"/>
+      <w:r>
         <w:rPr>
           <w:sz w:val="22"/>
           <w:szCs w:val="22"/>
           <w:lang w:val="pt-BR"/>
         </w:rPr>
-      </w:pPr>
+        <w:t xml:space="preserve">________________, situado em ______________________________________________________________________________, Complemento: _______________________, Bairro:___________________, CEP: ____________, </w:t>
+      </w:r>
+      <w:r>
+        <w:rPr>
+          <w:sz w:val="22"/>
+          <w:szCs w:val="22"/>
+          <w:lang w:val="pt-BR"/>
+        </w:rPr>
+        <w:t xml:space="preserve">Município: _________________________________, Estado: _____________________________, </w:t>
+      </w:r>
+      <w:r>
+        <w:rPr>
+          <w:sz w:val="22"/>
+          <w:szCs w:val="22"/>
+          <w:lang w:val="pt-BR"/>
+        </w:rPr>
+        <w:t xml:space="preserve">com área construída de ______________ m² </w:t>
+      </w:r>
+      <w:r>
+        <w:rPr>
+          <w:sz w:val="22"/>
+          <w:szCs w:val="22"/>
+          <w:lang w:val="pt-BR"/>
+        </w:rPr>
+        <w:t xml:space="preserve">(___________________________________), </w:t>
+      </w:r>
+      <w:r/>
+      <w:r>
+        <w:rPr>
+          <w:sz w:val="22"/>
+          <w:szCs w:val="22"/>
+          <w:lang w:val="pt-BR"/>
+        </w:rPr>
+        <w:t xml:space="preserve"> com </w:t>
+      </w:r>
+      <w:r>
+        <w:rPr>
+          <w:sz w:val="22"/>
+          <w:szCs w:val="22"/>
+          <w:lang w:val="pt-BR"/>
+        </w:rPr>
+        <w:t xml:space="preserve">frente medindo ______ metros, </w:t>
+      </w:r>
+      <w:r>
+        <w:rPr>
+          <w:sz w:val="22"/>
+          <w:szCs w:val="22"/>
+          <w:lang w:val="pt-BR"/>
+        </w:rPr>
+        <w:t xml:space="preserve">fundos</w:t>
+      </w:r>
+      <w:r>
+        <w:rPr>
+          <w:sz w:val="22"/>
+          <w:szCs w:val="22"/>
+          <w:lang w:val="pt-BR"/>
+        </w:rPr>
+        <w:t xml:space="preserve"> </w:t>
+      </w:r>
+      <w:r>
+        <w:rPr>
+          <w:sz w:val="22"/>
+          <w:szCs w:val="22"/>
+          <w:lang w:val="pt-BR"/>
+        </w:rPr>
+        <w:t xml:space="preserve">medindo ______ metros,</w:t>
+      </w:r>
+      <w:r/>
+      <w:r>
+        <w:rPr>
+          <w:sz w:val="22"/>
+          <w:szCs w:val="22"/>
+          <w:lang w:val="pt-BR"/>
+        </w:rPr>
+        <w:t xml:space="preserve"> </w:t>
+      </w:r>
+      <w:r>
+        <w:rPr>
+          <w:sz w:val="22"/>
+          <w:szCs w:val="22"/>
+          <w:lang w:val="pt-BR"/>
+        </w:rPr>
+        <w:t xml:space="preserve">lado direito</w:t>
+      </w:r>
+      <w:r>
+        <w:rPr>
+          <w:sz w:val="22"/>
+          <w:szCs w:val="22"/>
+          <w:lang w:val="pt-BR"/>
+        </w:rPr>
+        <w:t xml:space="preserve"> medindo ______ metros,</w:t>
+      </w:r>
+      <w:r/>
+      <w:r>
+        <w:rPr>
+          <w:sz w:val="22"/>
+          <w:szCs w:val="22"/>
+          <w:lang w:val="pt-BR"/>
+        </w:rPr>
+        <w:t xml:space="preserve"> </w:t>
+      </w:r>
+      <w:r>
+        <w:rPr>
+          <w:sz w:val="22"/>
+          <w:szCs w:val="22"/>
+          <w:lang w:val="pt-BR"/>
+        </w:rPr>
+        <w:t xml:space="preserve">lado esquerdo medindo ______ metros.</w:t>
+      </w:r>
+      <w:r>
+        <w:rPr>
+          <w:b/>
+          <w:bCs/>
+          <w:sz w:val="22"/>
+          <w:szCs w:val="22"/>
+          <w:lang w:val="pt-BR"/>
+        </w:rPr>
+      </w:r>
+    </w:p>
+    <w:p>
+      <w:pPr>
+        <w:pBdr/>
+        <w:spacing w:line="276" w:lineRule="auto"/>
+        <w:ind w:left="-5"/>
+        <w:jc w:val="left"/>
+        <w:rPr>
+          <w:b/>
+          <w:bCs/>
+          <w:sz w:val="22"/>
+          <w:szCs w:val="22"/>
+          <w:lang w:val="pt-BR"/>
+        </w:rPr>
+      </w:pPr>
+      <w:r>
+        <w:rPr>
+          <w:sz w:val="22"/>
+          <w:szCs w:val="22"/>
+          <w:lang w:val="pt-BR"/>
+        </w:rPr>
+      </w:r>
+      <w:r>
+        <w:rPr>
+          <w:sz w:val="22"/>
+          <w:szCs w:val="22"/>
+          <w:lang w:val="pt-BR"/>
+        </w:rPr>
+        <w:t xml:space="preserve">Edificada sobre terreno com área total de __________ m² (_____________________________), </w:t>
+      </w:r>
+      <w:r>
+        <w:rPr>
+          <w:sz w:val="22"/>
+          <w:szCs w:val="22"/>
+          <w:lang w:val="pt-BR"/>
+        </w:rPr>
+        <w:t xml:space="preserve">frente </w:t>
+      </w:r>
+      <w:r>
+        <w:rPr>
+          <w:sz w:val="22"/>
+          <w:szCs w:val="22"/>
+          <w:lang w:val="pt-BR"/>
+        </w:rPr>
+        <w:t xml:space="preserve">medindo ______ metros, confrontando com ____________________________________, fundos medindo ______ metros, confrontando com ___________________________________, lado direito: medindo ______ metros, confrontando com _______________________________, </w:t>
+      </w:r>
+      <w:r>
+        <w:rPr>
+          <w:sz w:val="22"/>
+          <w:szCs w:val="22"/>
+          <w:lang w:val="pt-BR"/>
+        </w:rPr>
+        <w:t xml:space="preserve">lado esquerdo: medindo ______ metros, confrontando com _____________________________, </w:t>
+      </w:r>
+      <w:r>
+        <w:rPr>
+          <w:sz w:val="22"/>
+          <w:szCs w:val="22"/>
+          <w:lang w:val="pt-BR"/>
+        </w:rPr>
+        <w:t xml:space="preserve">com as seguintes características: ___________________________________________________ </w:t>
+      </w:r>
+      <w:r>
+        <w:rPr>
+          <w:sz w:val="22"/>
+          <w:szCs w:val="22"/>
+          <w:lang w:val="pt-BR"/>
+        </w:rPr>
+        <w:t xml:space="preserve">______________________________________________________________________________,</w:t>
+      </w:r>
+      <w:r>
+        <w:rPr>
+          <w:b/>
+          <w:bCs/>
+          <w:sz w:val="22"/>
+          <w:szCs w:val="22"/>
+          <w:lang w:val="pt-BR"/>
+        </w:rPr>
+      </w:r>
+      <w:r/>
+    </w:p>
+    <w:p>
+      <w:pPr>
+        <w:pBdr/>
+        <w:spacing w:line="276" w:lineRule="auto"/>
+        <w:ind w:left="-5"/>
+        <w:jc w:val="left"/>
+        <w:rPr>
+          <w:sz w:val="20"/>
+          <w:szCs w:val="24"/>
+          <w:highlight w:val="red"/>
+        </w:rPr>
+      </w:pPr>
+      <w:r>
+        <w:rPr>
+          <w:sz w:val="22"/>
+          <w:szCs w:val="22"/>
+          <w:highlight w:val="red"/>
+          <w:lang w:val="pt-BR"/>
+        </w:rPr>
+        <w:t xml:space="preserve">——- FIM OPCIONAL PARA APAGAR ——-</w:t>
+      </w:r>
+      <w:r>
+        <w:rPr>
+          <w:sz w:val="20"/>
+          <w:szCs w:val="24"/>
+          <w:highlight w:val="red"/>
+        </w:rPr>
+      </w:r>
+      <w:r>
+        <w:rPr>
+          <w:sz w:val="20"/>
+          <w:szCs w:val="24"/>
+          <w:highlight w:val="red"/>
+        </w:rPr>
+      </w:r>
+    </w:p>
+    <w:p>
+      <w:pPr>
+        <w:pBdr/>
+        <w:spacing w:line="276" w:lineRule="auto"/>
+        <w:ind w:left="-5"/>
+        <w:jc w:val="left"/>
+        <w:rPr>
+          <w:highlight w:val="none"/>
+          <w:lang w:val="pt-BR" w:bidi="pt-BR"/>
+        </w:rPr>
+      </w:pPr>
+      <w:r>
+        <w:rPr>
+          <w:highlight w:val="none"/>
+          <w:lang w:val="pt-BR" w:bidi="pt-BR"/>
+        </w:rPr>
+      </w:r>
       <w:r>
         <w:rPr>
           <w:b/>
@@ -373,16 +750,14 @@
       </w:r>
       <w:r>
         <w:rPr>
-          <w:sz w:val="22"/>
-          <w:szCs w:val="22"/>
-          <w:lang w:val="pt-BR"/>
+          <w:highlight w:val="none"/>
+          <w:lang w:val="pt-BR" w:bidi="pt-BR"/>
         </w:rPr>
       </w:r>
       <w:r>
         <w:rPr>
-          <w:sz w:val="22"/>
-          <w:szCs w:val="22"/>
-          <w:lang w:val="pt-BR"/>
+          <w:highlight w:val="none"/>
+          <w:lang w:val="pt-BR" w:bidi="pt-BR"/>
         </w:rPr>
       </w:r>
     </w:p>
@@ -986,13 +1361,6 @@
           <w:lang w:val="pt-BR"/>
         </w:rPr>
         <w:t xml:space="preserve">CLÁUSULA SEXTA - DA RESPONSABILIDADE </w:t>
-      </w:r>
-      <w:r>
-        <w:rPr>
-          <w:sz w:val="22"/>
-          <w:szCs w:val="22"/>
-          <w:lang w:val="pt-BR"/>
-        </w:rPr>
       </w:r>
       <w:r>
         <w:rPr>
@@ -3367,7 +3735,7 @@
         <w:rFonts w:hint="default" w:asciiTheme="minorHAnsi" w:hAnsiTheme="minorHAnsi" w:eastAsiaTheme="minorEastAsia" w:cstheme="minorBidi"/>
         <w:sz w:val="24"/>
         <w:szCs w:val="24"/>
-        <w:lang w:val="en-US" w:eastAsia="en-US" w:bidi="ar-SA"/>
+        <w:lang w:val="pt-BR" w:eastAsia="en-US" w:bidi="ar-SA"/>
         <w14:ligatures w14:val="standardContextual"/>
       </w:rPr>
     </w:rPrDefault>

--- a/contract_files/models/Contrato Compra e Venda de Imovel.docx
+++ b/contract_files/models/Contrato Compra e Venda de Imovel.docx
@@ -497,7 +497,6 @@
         </w:rPr>
         <w:t xml:space="preserve">(___________________________________), </w:t>
       </w:r>
-      <w:r/>
       <w:r>
         <w:rPr>
           <w:sz w:val="22"/>
@@ -538,7 +537,6 @@
         </w:rPr>
         <w:t xml:space="preserve">medindo ______ metros,</w:t>
       </w:r>
-      <w:r/>
       <w:r>
         <w:rPr>
           <w:sz w:val="22"/>
@@ -563,7 +561,6 @@
         </w:rPr>
         <w:t xml:space="preserve"> medindo ______ metros,</w:t>
       </w:r>
-      <w:r/>
       <w:r>
         <w:rPr>
           <w:sz w:val="22"/>
@@ -584,6 +581,13 @@
         <w:rPr>
           <w:b/>
           <w:bCs/>
+          <w:sz w:val="22"/>
+          <w:szCs w:val="22"/>
+          <w:lang w:val="pt-BR"/>
+        </w:rPr>
+      </w:r>
+      <w:r>
+        <w:rPr>
           <w:sz w:val="22"/>
           <w:szCs w:val="22"/>
           <w:lang w:val="pt-BR"/>
@@ -668,7 +672,15 @@
           <w:lang w:val="pt-BR"/>
         </w:rPr>
       </w:r>
-      <w:r/>
+      <w:r>
+        <w:rPr>
+          <w:b/>
+          <w:bCs/>
+          <w:sz w:val="22"/>
+          <w:szCs w:val="22"/>
+          <w:lang w:val="pt-BR"/>
+        </w:rPr>
+      </w:r>
     </w:p>
     <w:p>
       <w:pPr>
@@ -2289,7 +2301,7 @@
           <w:szCs w:val="22"/>
           <w:lang w:val="pt-BR"/>
         </w:rPr>
-        <w:t xml:space="preserve">___________________ - _______________</w:t>
+        <w:t xml:space="preserve">________________________________</w:t>
       </w:r>
       <w:r>
         <w:rPr>
@@ -2297,7 +2309,7 @@
           <w:szCs w:val="22"/>
           <w:lang w:val="pt-BR"/>
         </w:rPr>
-        <w:t xml:space="preserve">_, _</w:t>
+        <w:t xml:space="preserve">, _</w:t>
       </w:r>
       <w:r>
         <w:rPr>
@@ -2321,7 +2333,7 @@
           <w:szCs w:val="22"/>
           <w:lang w:val="pt-BR"/>
         </w:rPr>
-        <w:t xml:space="preserve"> 2026.</w:t>
+        <w:t xml:space="preserve"> _______</w:t>
       </w:r>
       <w:r>
         <w:rPr>

--- a/contract_files/models/Contrato Compra e Venda de Imovel.docx
+++ b/contract_files/models/Contrato Compra e Venda de Imovel.docx
@@ -80,7 +80,7 @@
           <w:szCs w:val="22"/>
           <w:lang w:val="pt-BR"/>
         </w:rPr>
-        <w:t xml:space="preserve">NOME COMPLETO: _____________________________________________________________, nacionalid</w:t>
+        <w:t xml:space="preserve">NOME COMPLETO: _____________________________________________________________, Nacionalid</w:t>
       </w:r>
       <w:r>
         <w:rPr>
@@ -88,7 +88,7 @@
           <w:szCs w:val="22"/>
           <w:lang w:val="pt-BR"/>
         </w:rPr>
-        <w:t xml:space="preserve">ade: __________________________, estado civil: __________________________, profissão: ___________________, inscrito(a) no CPF sob o nº: ________________________, portador(a) do RG nº: ____________________, residente e domiciliado(a) em   __________________</w:t>
+        <w:t xml:space="preserve">ade: __________________________, Estado Civil: __________________________, Profissão: ___________________, Inscrito(a) no CPF sob o nº: ________________________, Portador(a) do RG nº: ____________________, residente e domiciliado(a) em   __________________</w:t>
       </w:r>
       <w:r>
         <w:rPr>
@@ -150,7 +150,7 @@
           <w:lang w:val="pt-BR"/>
         </w:rPr>
         <w:br/>
-        <w:t xml:space="preserve">NOME COMPLETO: _____________________________________________________________, nacionalidade: __________________________, estado civil: __________________________, profissão: ___________________, inscrito(a) no CPF sob o nº: _______________________</w:t>
+        <w:t xml:space="preserve">NOME COMPLETO: _____________________________________________________________, </w:t>
       </w:r>
       <w:r>
         <w:rPr>
@@ -158,8 +158,25 @@
           <w:szCs w:val="22"/>
           <w:lang w:val="pt-BR"/>
         </w:rPr>
-        <w:t xml:space="preserve">_, portador(a) do RG nº: ____________________, residente e domiciliado(a) em   ______________________________________________________________________________ Município: ____________________, Estado: ____________________.</w:t>
+        <w:t xml:space="preserve">Nacionalid</w:t>
       </w:r>
+      <w:r>
+        <w:rPr>
+          <w:sz w:val="22"/>
+          <w:szCs w:val="22"/>
+          <w:lang w:val="pt-BR"/>
+        </w:rPr>
+        <w:t xml:space="preserve">ade: __________________________, Estado Civil: __________________________, Profissão: ___________________, Inscrito(a) no CPF sob o nº: ________________________, Portador(a) do RG nº: ____________________, residente e domiciliado(a) em   __________________</w:t>
+      </w:r>
+      <w:r>
+        <w:rPr>
+          <w:sz w:val="22"/>
+          <w:szCs w:val="22"/>
+          <w:lang w:val="pt-BR"/>
+        </w:rPr>
+        <w:t xml:space="preserve">____________________________________________________________ Município: ____________________, Estado: ____________________.</w:t>
+      </w:r>
+      <w:r/>
       <w:r>
         <w:rPr>
           <w:sz w:val="22"/>
@@ -310,7 +327,7 @@
           <w:szCs w:val="22"/>
           <w:lang w:val="pt-BR"/>
         </w:rPr>
-        <w:t xml:space="preserve">rente medindo ______ metros, confrontando com ____________________________________, fundos: medindo ______ metros, confrontando com ___________________________________, lado direito: medindo ______ metros, confrontando com _______________________________, </w:t>
+        <w:t xml:space="preserve">rente medindo ______ metros, confrontando com ____________________________________, fundos medindo ______ metros, confrontando com ___________________________________, lado direito medindo ______ metros, confrontando com _______________________________, </w:t>
       </w:r>
       <w:r>
         <w:rPr>
@@ -318,7 +335,7 @@
           <w:szCs w:val="22"/>
           <w:lang w:val="pt-BR"/>
         </w:rPr>
-        <w:t xml:space="preserve">lado esquerdo: medindo ______ metros, confrontando com _____________________________, </w:t>
+        <w:t xml:space="preserve">lado esquerdo medindo ______ metros, confrontando com _____________________________, </w:t>
       </w:r>
       <w:r>
         <w:rPr>
@@ -579,8 +596,6 @@
       </w:r>
       <w:r>
         <w:rPr>
-          <w:b/>
-          <w:bCs/>
           <w:sz w:val="22"/>
           <w:szCs w:val="22"/>
           <w:lang w:val="pt-BR"/>

--- a/contract_files/models/Contrato Compra e Venda de Imovel.docx
+++ b/contract_files/models/Contrato Compra e Venda de Imovel.docx
@@ -66,13 +66,10 @@
       </w:r>
       <w:r>
         <w:rPr>
-          <w:b/>
-          <w:bCs/>
           <w:sz w:val="22"/>
           <w:szCs w:val="22"/>
           <w:lang w:val="pt-BR"/>
         </w:rPr>
-        <w:br/>
       </w:r>
       <w:r>
         <w:rPr>
@@ -80,7 +77,26 @@
           <w:szCs w:val="22"/>
           <w:lang w:val="pt-BR"/>
         </w:rPr>
-        <w:t xml:space="preserve">NOME COMPLETO: _____________________________________________________________, Nacionalid</w:t>
+      </w:r>
+    </w:p>
+    <w:p>
+      <w:pPr>
+        <w:pBdr/>
+        <w:spacing w:line="276" w:lineRule="auto"/>
+        <w:ind w:left="-5"/>
+        <w:jc w:val="left"/>
+        <w:rPr>
+          <w:sz w:val="22"/>
+          <w:szCs w:val="22"/>
+          <w:lang w:val="pt-BR"/>
+        </w:rPr>
+      </w:pPr>
+      <w:r>
+        <w:rPr>
+          <w:sz w:val="22"/>
+          <w:szCs w:val="22"/>
+          <w:lang w:val="pt-BR"/>
+        </w:rPr>
       </w:r>
       <w:r>
         <w:rPr>
@@ -88,7 +104,7 @@
           <w:szCs w:val="22"/>
           <w:lang w:val="pt-BR"/>
         </w:rPr>
-        <w:t xml:space="preserve">ade: __________________________, Estado Civil: __________________________, Profissão: ___________________, Inscrito(a) no CPF sob o nº: ________________________, Portador(a) do RG nº: ____________________, residente e domiciliado(a) em   __________________</w:t>
+        <w:t xml:space="preserve">NOME COMPLETO: _____________________________________________________________, nacionalid</w:t>
       </w:r>
       <w:r>
         <w:rPr>
@@ -96,7 +112,39 @@
           <w:szCs w:val="22"/>
           <w:lang w:val="pt-BR"/>
         </w:rPr>
-        <w:t xml:space="preserve">____________________________________________________________ Município: ____________________, Estado: ____________________.</w:t>
+        <w:t xml:space="preserve">ade: __________________________, estado civil: _____________________________, </w:t>
+      </w:r>
+      <w:r>
+        <w:rPr>
+          <w:sz w:val="22"/>
+          <w:szCs w:val="22"/>
+          <w:lang w:val="pt-BR"/>
+        </w:rPr>
+        <w:t xml:space="preserve">regime de bens: ________________________,</w:t>
+      </w:r>
+      <w:r>
+        <w:rPr>
+          <w:sz w:val="22"/>
+          <w:szCs w:val="22"/>
+          <w:lang w:val="pt-BR"/>
+        </w:rPr>
+        <w:t xml:space="preserve"> </w:t>
+      </w:r>
+      <w:r>
+        <w:rPr>
+          <w:sz w:val="22"/>
+          <w:szCs w:val="22"/>
+          <w:lang w:val="pt-BR"/>
+        </w:rPr>
+        <w:t xml:space="preserve"> profissão: ___________________, inscrito(a) no CPF sob o nº: ________________________, portador(a) do RG nº: ____________________, residente e domiciliado(a) em ___</w:t>
+      </w:r>
+      <w:r>
+        <w:rPr>
+          <w:sz w:val="22"/>
+          <w:szCs w:val="22"/>
+          <w:lang w:val="pt-BR"/>
+        </w:rPr>
+        <w:t xml:space="preserve">___________________________________________________ município: ____________________, estado: ____________________.</w:t>
       </w:r>
       <w:r>
         <w:rPr>
@@ -120,11 +168,156 @@
         <w:ind w:left="-5"/>
         <w:jc w:val="left"/>
         <w:rPr>
+          <w:b/>
+          <w:bCs/>
+          <w:sz w:val="22"/>
+          <w:szCs w:val="22"/>
+          <w:highlight w:val="none"/>
+          <w:lang w:val="pt-BR" w:bidi="pt-BR"/>
+        </w:rPr>
+      </w:pPr>
+      <w:r>
+        <w:rPr>
           <w:sz w:val="22"/>
           <w:szCs w:val="22"/>
           <w:lang w:val="pt-BR"/>
         </w:rPr>
-      </w:pPr>
+      </w:r>
+      <w:r>
+        <w:rPr>
+          <w:b/>
+          <w:bCs/>
+          <w:sz w:val="22"/>
+          <w:szCs w:val="22"/>
+          <w:highlight w:val="none"/>
+          <w:lang w:val="pt-BR" w:bidi="pt-BR"/>
+        </w:rPr>
+        <w:t xml:space="preserve">CÔNJUGE DO(A) VENDEDOR(A)/</w:t>
+      </w:r>
+      <w:r>
+        <w:rPr>
+          <w:b/>
+          <w:bCs/>
+          <w:sz w:val="22"/>
+          <w:szCs w:val="22"/>
+          <w:lang w:val="pt-BR"/>
+        </w:rPr>
+        <w:t xml:space="preserve">CEDENTE:</w:t>
+      </w:r>
+      <w:r>
+        <w:rPr>
+          <w:sz w:val="22"/>
+          <w:szCs w:val="22"/>
+          <w:highlight w:val="none"/>
+          <w:lang w:val="pt-BR"/>
+        </w:rPr>
+      </w:r>
+      <w:r>
+        <w:rPr>
+          <w:b/>
+          <w:bCs/>
+          <w:sz w:val="22"/>
+          <w:szCs w:val="22"/>
+          <w:highlight w:val="none"/>
+          <w:lang w:val="pt-BR" w:bidi="pt-BR"/>
+        </w:rPr>
+      </w:r>
+    </w:p>
+    <w:p>
+      <w:pPr>
+        <w:pBdr/>
+        <w:spacing w:line="276" w:lineRule="auto"/>
+        <w:ind w:left="-5"/>
+        <w:jc w:val="left"/>
+        <w:rPr>
+          <w:sz w:val="22"/>
+          <w:szCs w:val="22"/>
+          <w:highlight w:val="none"/>
+          <w:lang w:val="pt-BR"/>
+        </w:rPr>
+      </w:pPr>
+      <w:r>
+        <w:rPr>
+          <w:b/>
+          <w:bCs/>
+          <w:sz w:val="22"/>
+          <w:szCs w:val="22"/>
+          <w:highlight w:val="none"/>
+          <w:lang w:val="pt-BR" w:bidi="pt-BR"/>
+        </w:rPr>
+      </w:r>
+      <w:r>
+        <w:rPr>
+          <w:sz w:val="22"/>
+          <w:szCs w:val="22"/>
+          <w:highlight w:val="none"/>
+          <w:lang w:val="pt-BR" w:bidi="pt-BR"/>
+        </w:rPr>
+        <w:t xml:space="preserve">N</w:t>
+      </w:r>
+      <w:r>
+        <w:rPr>
+          <w:sz w:val="22"/>
+          <w:szCs w:val="22"/>
+          <w:highlight w:val="none"/>
+          <w:lang w:val="pt-BR" w:bidi="pt-BR"/>
+        </w:rPr>
+        <w:t xml:space="preserve">OME COMPLETO: _____________________________________________________________, nacionalidade: __________________________, estado civil: _____________________________,  profissão: ___________________, inscrito(a) no CPF sob o nº: ________________________, por</w:t>
+      </w:r>
+      <w:r>
+        <w:rPr>
+          <w:sz w:val="22"/>
+          <w:szCs w:val="22"/>
+          <w:highlight w:val="none"/>
+          <w:lang w:val="pt-BR" w:bidi="pt-BR"/>
+        </w:rPr>
+        <w:t xml:space="preserve">tador(a) do RG nº: ____________________, residente e domiciliado(a) em   ______________________________________________________________________________ </w:t>
+      </w:r>
+      <w:r>
+        <w:rPr>
+          <w:sz w:val="22"/>
+          <w:szCs w:val="22"/>
+          <w:lang w:val="pt-BR"/>
+        </w:rPr>
+        <w:t xml:space="preserve">município: ____________________, estado: ____________________.</w:t>
+      </w:r>
+      <w:r>
+        <w:rPr>
+          <w:sz w:val="22"/>
+          <w:szCs w:val="22"/>
+          <w:highlight w:val="none"/>
+          <w:lang w:val="pt-BR" w:bidi="pt-BR"/>
+        </w:rPr>
+      </w:r>
+      <w:r>
+        <w:rPr>
+          <w:sz w:val="22"/>
+          <w:szCs w:val="22"/>
+          <w:highlight w:val="none"/>
+          <w:lang w:val="pt-BR"/>
+        </w:rPr>
+      </w:r>
+    </w:p>
+    <w:p>
+      <w:pPr>
+        <w:pBdr/>
+        <w:spacing w:line="276" w:lineRule="auto"/>
+        <w:ind w:left="-5"/>
+        <w:jc w:val="left"/>
+        <w:rPr>
+          <w:sz w:val="22"/>
+          <w:szCs w:val="22"/>
+          <w:lang w:val="pt-BR"/>
+        </w:rPr>
+      </w:pPr>
+      <w:r>
+        <w:rPr>
+          <w:sz w:val="22"/>
+          <w:szCs w:val="22"/>
+          <w:highlight w:val="none"/>
+          <w:lang w:val="pt-BR" w:bidi="pt-BR"/>
+        </w:rPr>
+      </w:r>
       <w:r>
         <w:rPr>
           <w:sz w:val="22"/>
@@ -149,7 +342,33 @@
           <w:szCs w:val="22"/>
           <w:lang w:val="pt-BR"/>
         </w:rPr>
-        <w:br/>
+      </w:r>
+      <w:r>
+        <w:rPr>
+          <w:sz w:val="22"/>
+          <w:szCs w:val="22"/>
+          <w:lang w:val="pt-BR"/>
+        </w:rPr>
+      </w:r>
+    </w:p>
+    <w:p>
+      <w:pPr>
+        <w:pBdr/>
+        <w:spacing w:line="276" w:lineRule="auto"/>
+        <w:ind w:left="-5"/>
+        <w:jc w:val="left"/>
+        <w:rPr>
+          <w:sz w:val="22"/>
+          <w:szCs w:val="22"/>
+          <w:lang w:val="pt-BR"/>
+        </w:rPr>
+      </w:pPr>
+      <w:r>
+        <w:rPr>
+          <w:sz w:val="22"/>
+          <w:szCs w:val="22"/>
+          <w:lang w:val="pt-BR"/>
+        </w:rPr>
         <w:t xml:space="preserve">NOME COMPLETO: _____________________________________________________________, </w:t>
       </w:r>
       <w:r>
@@ -174,9 +393,16 @@
           <w:szCs w:val="22"/>
           <w:lang w:val="pt-BR"/>
         </w:rPr>
-        <w:t xml:space="preserve">____________________________________________________________ Município: ____________________, Estado: ____________________.</w:t>
+        <w:t xml:space="preserve">____________________________________________________________ </w:t>
       </w:r>
-      <w:r/>
+      <w:r>
+        <w:rPr>
+          <w:sz w:val="22"/>
+          <w:szCs w:val="22"/>
+          <w:lang w:val="pt-BR"/>
+        </w:rPr>
+        <w:t xml:space="preserve">município: ____________________, estado: ____________________.</w:t>
+      </w:r>
       <w:r>
         <w:rPr>
           <w:sz w:val="22"/>
@@ -295,7 +521,16 @@
           <w:szCs w:val="22"/>
           <w:lang w:val="pt-BR"/>
         </w:rPr>
-        <w:t xml:space="preserve">O(A) VENDEDOR(A)/CEDENTE declara exercer legitimamente a posse e deter direitos possessórios sobre  ______ (_________), tipo: ______________</w:t>
+      </w:r>
+      <w:r>
+        <w:rPr>
+          <w:b w:val="0"/>
+          <w:bCs w:val="0"/>
+          <w:sz w:val="22"/>
+          <w:szCs w:val="22"/>
+          <w:lang w:val="pt-BR"/>
+        </w:rPr>
+        <w:t xml:space="preserve">Imóvel constituído por, quantidade: </w:t>
       </w:r>
       <w:r>
         <w:rPr>
@@ -303,7 +538,7 @@
           <w:szCs w:val="22"/>
           <w:lang w:val="pt-BR"/>
         </w:rPr>
-        <w:t xml:space="preserve">________________, situado em </w:t>
+        <w:t xml:space="preserve">  ______ (_________), tipo: ______________</w:t>
       </w:r>
       <w:r>
         <w:rPr>
@@ -311,7 +546,15 @@
           <w:szCs w:val="22"/>
           <w:lang w:val="pt-BR"/>
         </w:rPr>
-        <w:t xml:space="preserve">______________________________________________________________________________, Complemento: _______________________, Bairro:___________________, CEP: ____________, </w:t>
+        <w:t xml:space="preserve">_____________, situado em </w:t>
+      </w:r>
+      <w:r>
+        <w:rPr>
+          <w:sz w:val="22"/>
+          <w:szCs w:val="22"/>
+          <w:lang w:val="pt-BR"/>
+        </w:rPr>
+        <w:t xml:space="preserve">_____________________________________________________________________, Complemento: _______________________, Bairro:___________________, CEP: ____________, </w:t>
       </w:r>
       <w:r>
         <w:rPr>
@@ -476,11 +719,13 @@
       </w:r>
       <w:r>
         <w:rPr>
+          <w:b w:val="0"/>
+          <w:bCs w:val="0"/>
           <w:sz w:val="22"/>
           <w:szCs w:val="22"/>
           <w:lang w:val="pt-BR"/>
         </w:rPr>
-        <w:t xml:space="preserve">O(A) VENDEDOR(A)/CEDENTE declara exercer legitimamente a posse e deter direitos possessórios sobre  ______ (_________), tipo: ______________</w:t>
+        <w:t xml:space="preserve">Imóvel constituído por, quantidade: </w:t>
       </w:r>
       <w:r>
         <w:rPr>
@@ -488,7 +733,15 @@
           <w:szCs w:val="22"/>
           <w:lang w:val="pt-BR"/>
         </w:rPr>
-        <w:t xml:space="preserve">________________, situado em ______________________________________________________________________________, Complemento: _______________________, Bairro:___________________, CEP: ____________, </w:t>
+        <w:t xml:space="preserve"> ______ (_________), tipo: ______________</w:t>
+      </w:r>
+      <w:r>
+        <w:rPr>
+          <w:sz w:val="22"/>
+          <w:szCs w:val="22"/>
+          <w:lang w:val="pt-BR"/>
+        </w:rPr>
+        <w:t xml:space="preserve">_____________, situado em _____________________________________________________________________, Complemento: _______________________, Bairro:___________________, CEP: ____________, </w:t>
       </w:r>
       <w:r>
         <w:rPr>
@@ -2837,37 +3090,6 @@
           <w:szCs w:val="18"/>
           <w:lang w:val="pt-BR"/>
         </w:rPr>
-        <w:tab/>
-      </w:r>
-      <w:r>
-        <w:rPr>
-          <w:b/>
-          <w:bCs/>
-          <w:sz w:val="18"/>
-          <w:szCs w:val="18"/>
-          <w:lang w:val="pt-BR"/>
-        </w:rPr>
-        <w:tab/>
-      </w:r>
-      <w:r>
-        <w:rPr>
-          <w:b/>
-          <w:bCs/>
-          <w:sz w:val="18"/>
-          <w:szCs w:val="18"/>
-          <w:lang w:val="pt-BR"/>
-        </w:rPr>
-        <w:tab/>
-        <w:t xml:space="preserve">CÔNJUGE DO(A) COMPRADOR(A)/CESSIONÁRIO(A)</w:t>
-      </w:r>
-      <w:r>
-        <w:rPr>
-          <w:b/>
-          <w:bCs/>
-          <w:sz w:val="18"/>
-          <w:szCs w:val="18"/>
-          <w:lang w:val="pt-BR"/>
-        </w:rPr>
       </w:r>
       <w:r>
         <w:rPr>
@@ -2906,15 +3128,6 @@
           <w:lang w:val="pt-BR"/>
         </w:rPr>
         <w:tab/>
-      </w:r>
-      <w:r>
-        <w:rPr>
-          <w:sz w:val="22"/>
-          <w:szCs w:val="22"/>
-          <w:lang w:val="pt-BR"/>
-        </w:rPr>
-        <w:tab/>
-        <w:t xml:space="preserve">___________________________________</w:t>
       </w:r>
       <w:r>
         <w:rPr>
@@ -2975,32 +3188,6 @@
           <w:szCs w:val="22"/>
           <w:lang w:val="pt-BR"/>
         </w:rPr>
-        <w:tab/>
-      </w:r>
-      <w:r>
-        <w:rPr>
-          <w:b/>
-          <w:bCs/>
-          <w:sz w:val="18"/>
-          <w:szCs w:val="18"/>
-          <w:lang w:val="pt-BR"/>
-        </w:rPr>
-        <w:t xml:space="preserve">Nome: </w:t>
-      </w:r>
-      <w:r>
-        <w:rPr>
-          <w:sz w:val="22"/>
-          <w:szCs w:val="22"/>
-          <w:lang w:val="pt-BR"/>
-        </w:rPr>
-        <w:t xml:space="preserve">______________________________</w:t>
-      </w:r>
-      <w:r>
-        <w:rPr>
-          <w:sz w:val="22"/>
-          <w:szCs w:val="22"/>
-          <w:lang w:val="pt-BR"/>
-        </w:rPr>
       </w:r>
       <w:r>
         <w:rPr>
@@ -3047,32 +3234,6 @@
           <w:lang w:val="pt-BR"/>
         </w:rPr>
         <w:tab/>
-      </w:r>
-      <w:r>
-        <w:rPr>
-          <w:sz w:val="22"/>
-          <w:szCs w:val="22"/>
-          <w:lang w:val="pt-BR"/>
-        </w:rPr>
-        <w:tab/>
-      </w:r>
-      <w:r>
-        <w:rPr>
-          <w:b/>
-          <w:bCs/>
-          <w:sz w:val="18"/>
-          <w:szCs w:val="18"/>
-          <w:lang w:val="pt-BR"/>
-        </w:rPr>
-        <w:t xml:space="preserve">CPF: </w:t>
-      </w:r>
-      <w:r>
-        <w:rPr>
-          <w:sz w:val="22"/>
-          <w:szCs w:val="22"/>
-          <w:lang w:val="pt-BR"/>
-        </w:rPr>
-        <w:t xml:space="preserve">_______________________________</w:t>
       </w:r>
       <w:r>
         <w:rPr>

--- a/contract_files/models/Contrato Compra e Venda de Imovel.docx
+++ b/contract_files/models/Contrato Compra e Venda de Imovel.docx
@@ -120,7 +120,22 @@
           <w:szCs w:val="22"/>
           <w:lang w:val="pt-BR"/>
         </w:rPr>
-        <w:t xml:space="preserve">regime de bens: ________________________,</w:t>
+      </w:r>
+      <w:r>
+        <w:rPr>
+          <w:sz w:val="22"/>
+          <w:szCs w:val="22"/>
+          <w:lang w:val="pt-BR"/>
+        </w:rPr>
+        <w:t xml:space="preserve">sob o regime de:</w:t>
+      </w:r>
+      <w:r>
+        <w:rPr>
+          <w:sz w:val="22"/>
+          <w:szCs w:val="22"/>
+          <w:lang w:val="pt-BR"/>
+        </w:rPr>
+        <w:t xml:space="preserve"> ________________________,</w:t>
       </w:r>
       <w:r>
         <w:rPr>
@@ -206,10 +221,12 @@
       </w:r>
       <w:r>
         <w:rPr>
+          <w:b/>
+          <w:bCs/>
           <w:sz w:val="22"/>
           <w:szCs w:val="22"/>
           <w:highlight w:val="none"/>
-          <w:lang w:val="pt-BR"/>
+          <w:lang w:val="pt-BR" w:bidi="pt-BR"/>
         </w:rPr>
       </w:r>
       <w:r>
@@ -286,7 +303,7 @@
           <w:sz w:val="22"/>
           <w:szCs w:val="22"/>
           <w:highlight w:val="none"/>
-          <w:lang w:val="pt-BR" w:bidi="pt-BR"/>
+          <w:lang w:val="pt-BR"/>
         </w:rPr>
       </w:r>
       <w:r>

--- a/contract_files/models/Contrato Compra e Venda de Imovel.docx
+++ b/contract_files/models/Contrato Compra e Venda de Imovel.docx
@@ -113,13 +113,6 @@
           <w:lang w:val="pt-BR"/>
         </w:rPr>
         <w:t xml:space="preserve">ade: __________________________, estado civil: _____________________________, </w:t>
-      </w:r>
-      <w:r>
-        <w:rPr>
-          <w:sz w:val="22"/>
-          <w:szCs w:val="22"/>
-          <w:lang w:val="pt-BR"/>
-        </w:rPr>
       </w:r>
       <w:r>
         <w:rPr>
@@ -465,6 +458,7 @@
           <w:szCs w:val="22"/>
           <w:lang w:val="pt-BR"/>
         </w:rPr>
+        <w:t xml:space="preserve"> </w:t>
       </w:r>
       <w:r>
         <w:rPr>
@@ -2160,37 +2154,24 @@
           <w:lang w:val="pt-BR"/>
         </w:rPr>
       </w:r>
-      <w:r>
-        <w:rPr>
-          <w:sz w:val="22"/>
-          <w:szCs w:val="22"/>
-          <w:lang w:val="pt-BR"/>
-        </w:rPr>
-      </w:r>
     </w:p>
     <w:p>
       <w:pPr>
-        <w:pStyle w:val="838"/>
-        <w:pBdr/>
-        <w:spacing w:after="183" w:line="276" w:lineRule="auto"/>
+        <w:pBdr/>
+        <w:spacing w:line="276" w:lineRule="auto"/>
         <w:ind w:left="-5"/>
         <w:jc w:val="left"/>
         <w:rPr>
+          <w:b/>
+          <w:bCs/>
           <w:sz w:val="22"/>
           <w:szCs w:val="22"/>
-          <w:lang w:val="pt-BR"/>
         </w:rPr>
       </w:pPr>
       <w:r>
         <w:rPr>
-          <w:sz w:val="22"/>
-          <w:szCs w:val="22"/>
-          <w:lang w:val="pt-BR"/>
-        </w:rPr>
-        <w:t xml:space="preserve">CLÁUSULA DÉCIMA SEGUNDA - DA SUCESSÃO</w:t>
-      </w:r>
-      <w:r>
-        <w:rPr>
+          <w:b/>
+          <w:bCs/>
           <w:sz w:val="22"/>
           <w:szCs w:val="22"/>
           <w:lang w:val="pt-BR"/>
@@ -2198,34 +2179,8 @@
       </w:r>
       <w:r>
         <w:rPr>
-          <w:sz w:val="22"/>
-          <w:szCs w:val="22"/>
-          <w:lang w:val="pt-BR"/>
-        </w:rPr>
-      </w:r>
-    </w:p>
-    <w:p>
-      <w:pPr>
-        <w:pBdr/>
-        <w:spacing w:line="276" w:lineRule="auto"/>
-        <w:ind w:left="-5"/>
-        <w:jc w:val="left"/>
-        <w:rPr>
-          <w:sz w:val="22"/>
-          <w:szCs w:val="22"/>
-          <w:lang w:val="pt-BR"/>
-        </w:rPr>
-      </w:pPr>
-      <w:r>
-        <w:rPr>
-          <w:sz w:val="22"/>
-          <w:szCs w:val="22"/>
-          <w:lang w:val="pt-BR"/>
-        </w:rPr>
-        <w:t xml:space="preserve">O presente contrato obriga as partes contratantes, bem como seus respectivos herdeiros e sucessores, a qualquer título, respeitados os limites dos direitos efetivamente transmitidos neste instrumento.</w:t>
-      </w:r>
-      <w:r>
-        <w:rPr>
+          <w:b/>
+          <w:bCs/>
           <w:sz w:val="22"/>
           <w:szCs w:val="22"/>
           <w:lang w:val="pt-BR"/>
@@ -2233,35 +2188,28 @@
       </w:r>
       <w:r>
         <w:rPr>
+          <w:b/>
+          <w:bCs/>
           <w:sz w:val="22"/>
           <w:szCs w:val="22"/>
           <w:lang w:val="pt-BR"/>
         </w:rPr>
+        <w:t xml:space="preserve">CLÁUSULA DÉCIMA SEGUNDA</w:t>
       </w:r>
-    </w:p>
-    <w:p>
-      <w:pPr>
-        <w:pStyle w:val="838"/>
-        <w:pBdr/>
-        <w:spacing w:after="183" w:line="276" w:lineRule="auto"/>
-        <w:ind w:left="-5"/>
-        <w:jc w:val="left"/>
+      <w:r>
         <w:rPr>
+          <w:b/>
+          <w:bCs/>
           <w:sz w:val="22"/>
           <w:szCs w:val="22"/>
           <w:lang w:val="pt-BR"/>
         </w:rPr>
-      </w:pPr>
-      <w:r>
-        <w:rPr>
-          <w:sz w:val="22"/>
-          <w:szCs w:val="22"/>
-          <w:lang w:val="pt-BR"/>
-        </w:rPr>
-        <w:t xml:space="preserve">CLÁUSULA DÉCIMA TERCEIRA - DO INADIMPLEMENTO</w:t>
+        <w:t xml:space="preserve"> - DO INADIMPLEMENTO</w:t>
       </w:r>
       <w:r>
         <w:rPr>
+          <w:b/>
+          <w:bCs/>
           <w:sz w:val="22"/>
           <w:szCs w:val="22"/>
           <w:lang w:val="pt-BR"/>
@@ -2269,9 +2217,8 @@
       </w:r>
       <w:r>
         <w:rPr>
-          <w:sz w:val="22"/>
-          <w:szCs w:val="22"/>
-          <w:lang w:val="pt-BR"/>
+          <w:b/>
+          <w:bCs/>
         </w:rPr>
       </w:r>
     </w:p>
@@ -2337,7 +2284,22 @@
           <w:szCs w:val="22"/>
           <w:lang w:val="pt-BR"/>
         </w:rPr>
-        <w:t xml:space="preserve">CLÁUSULA DÉCIMA QUARTA - DO FORO</w:t>
+      </w:r>
+      <w:r>
+        <w:rPr>
+          <w:sz w:val="22"/>
+          <w:szCs w:val="22"/>
+          <w:lang w:val="pt-BR"/>
+        </w:rPr>
+        <w:t xml:space="preserve">CLÁUSULA DÉCIMA TERCEIRA</w:t>
+      </w:r>
+      <w:r>
+        <w:rPr>
+          <w:sz w:val="22"/>
+          <w:szCs w:val="22"/>
+          <w:lang w:val="pt-BR"/>
+        </w:rPr>
+        <w:t xml:space="preserve"> - DO FORO</w:t>
       </w:r>
       <w:r>
         <w:rPr>
@@ -2389,13 +2351,6 @@
           <w:lang w:val="pt-BR"/>
         </w:rPr>
       </w:r>
-      <w:r>
-        <w:rPr>
-          <w:sz w:val="22"/>
-          <w:szCs w:val="22"/>
-          <w:lang w:val="pt-BR"/>
-        </w:rPr>
-      </w:r>
     </w:p>
     <w:p>
       <w:pPr>
@@ -2416,101 +2371,6 @@
           <w:lang w:val="pt-BR"/>
         </w:rPr>
       </w:r>
-      <w:r>
-        <w:rPr>
-          <w:sz w:val="22"/>
-          <w:szCs w:val="22"/>
-          <w:lang w:val="pt-BR"/>
-        </w:rPr>
-      </w:r>
-      <w:r>
-        <w:rPr>
-          <w:sz w:val="22"/>
-          <w:szCs w:val="22"/>
-          <w:lang w:val="pt-BR"/>
-        </w:rPr>
-      </w:r>
-    </w:p>
-    <w:p>
-      <w:pPr>
-        <w:pBdr/>
-        <w:spacing w:line="276" w:lineRule="auto"/>
-        <w:ind w:left="-5"/>
-        <w:jc w:val="left"/>
-        <w:rPr>
-          <w:sz w:val="22"/>
-          <w:szCs w:val="22"/>
-          <w:lang w:val="pt-BR"/>
-        </w:rPr>
-      </w:pPr>
-      <w:r>
-        <w:rPr>
-          <w:sz w:val="22"/>
-          <w:szCs w:val="22"/>
-          <w:lang w:val="pt-BR"/>
-        </w:rPr>
-      </w:r>
-      <w:r>
-        <w:rPr>
-          <w:sz w:val="22"/>
-          <w:szCs w:val="22"/>
-          <w:lang w:val="pt-BR"/>
-        </w:rPr>
-      </w:r>
-      <w:r>
-        <w:rPr>
-          <w:sz w:val="22"/>
-          <w:szCs w:val="22"/>
-          <w:lang w:val="pt-BR"/>
-        </w:rPr>
-      </w:r>
-    </w:p>
-    <w:p>
-      <w:pPr>
-        <w:pBdr/>
-        <w:spacing w:line="276" w:lineRule="auto"/>
-        <w:ind w:left="-5"/>
-        <w:jc w:val="left"/>
-        <w:rPr>
-          <w:sz w:val="22"/>
-          <w:szCs w:val="22"/>
-          <w:lang w:val="pt-BR"/>
-        </w:rPr>
-      </w:pPr>
-      <w:r>
-        <w:rPr>
-          <w:sz w:val="22"/>
-          <w:szCs w:val="22"/>
-          <w:lang w:val="pt-BR"/>
-        </w:rPr>
-      </w:r>
-      <w:r>
-        <w:rPr>
-          <w:sz w:val="22"/>
-          <w:szCs w:val="22"/>
-          <w:lang w:val="pt-BR"/>
-        </w:rPr>
-      </w:r>
-      <w:r>
-        <w:rPr>
-          <w:sz w:val="22"/>
-          <w:szCs w:val="22"/>
-          <w:lang w:val="pt-BR"/>
-        </w:rPr>
-      </w:r>
-    </w:p>
-    <w:p>
-      <w:pPr>
-        <w:pBdr/>
-        <w:spacing w:line="276" w:lineRule="auto"/>
-        <w:ind w:left="-5"/>
-        <w:jc w:val="left"/>
-        <w:rPr>
-          <w:sz w:val="22"/>
-          <w:szCs w:val="22"/>
-          <w:lang w:val="pt-BR"/>
-        </w:rPr>
-      </w:pPr>
       <w:r>
         <w:rPr>
           <w:sz w:val="22"/>
@@ -2526,13 +2386,7 @@
           <w:lang w:val="pt-BR"/>
         </w:rPr>
       </w:r>
-      <w:r>
-        <w:rPr>
-          <w:sz w:val="22"/>
-          <w:szCs w:val="22"/>
-          <w:lang w:val="pt-BR"/>
-        </w:rPr>
-      </w:r>
+      <w:r/>
     </w:p>
     <w:p>
       <w:pPr>

--- a/contract_files/models/Contrato Compra e Venda de Imovel.docx
+++ b/contract_files/models/Contrato Compra e Venda de Imovel.docx
@@ -459,6 +459,15 @@
           <w:lang w:val="pt-BR"/>
         </w:rPr>
         <w:t xml:space="preserve"> </w:t>
+      </w:r>
+      <w:r>
+        <w:rPr>
+          <w:b/>
+          <w:bCs/>
+          <w:sz w:val="22"/>
+          <w:szCs w:val="22"/>
+          <w:lang w:val="pt-BR"/>
+        </w:rPr>
       </w:r>
       <w:r>
         <w:rPr>
@@ -1378,7 +1387,7 @@
           <w:szCs w:val="22"/>
           <w:lang w:val="pt-BR" w:bidi="pt-BR"/>
         </w:rPr>
-        <w:t xml:space="preserve">primeira em $________________, e as demais no mesmo dia dos meses subsequentes.</w:t>
+        <w:t xml:space="preserve">primeira em ________________, e as demais no mesmo dia dos meses subsequentes.</w:t>
       </w:r>
       <w:r>
         <w:rPr>
@@ -2154,6 +2163,13 @@
           <w:lang w:val="pt-BR"/>
         </w:rPr>
       </w:r>
+      <w:r>
+        <w:rPr>
+          <w:sz w:val="22"/>
+          <w:szCs w:val="22"/>
+          <w:lang w:val="pt-BR"/>
+        </w:rPr>
+      </w:r>
     </w:p>
     <w:p>
       <w:pPr>
@@ -2168,15 +2184,6 @@
           <w:szCs w:val="22"/>
         </w:rPr>
       </w:pPr>
-      <w:r>
-        <w:rPr>
-          <w:b/>
-          <w:bCs/>
-          <w:sz w:val="22"/>
-          <w:szCs w:val="22"/>
-          <w:lang w:val="pt-BR"/>
-        </w:rPr>
-      </w:r>
       <w:r>
         <w:rPr>
           <w:b/>
@@ -2210,15 +2217,14 @@
         <w:rPr>
           <w:b/>
           <w:bCs/>
-          <w:sz w:val="22"/>
-          <w:szCs w:val="22"/>
-          <w:lang w:val="pt-BR"/>
         </w:rPr>
       </w:r>
       <w:r>
         <w:rPr>
           <w:b/>
           <w:bCs/>
+          <w:sz w:val="22"/>
+          <w:szCs w:val="22"/>
         </w:rPr>
       </w:r>
     </w:p>
@@ -2351,6 +2357,13 @@
           <w:lang w:val="pt-BR"/>
         </w:rPr>
       </w:r>
+      <w:r>
+        <w:rPr>
+          <w:sz w:val="22"/>
+          <w:szCs w:val="22"/>
+          <w:lang w:val="pt-BR"/>
+        </w:rPr>
+      </w:r>
     </w:p>
     <w:p>
       <w:pPr>
@@ -2386,7 +2399,13 @@
           <w:lang w:val="pt-BR"/>
         </w:rPr>
       </w:r>
-      <w:r/>
+      <w:r>
+        <w:rPr>
+          <w:sz w:val="22"/>
+          <w:szCs w:val="22"/>
+          <w:lang w:val="pt-BR"/>
+        </w:rPr>
+      </w:r>
     </w:p>
     <w:p>
       <w:pPr>
